--- a/01_AAM_Workflow_and_Definition.docx
+++ b/01_AAM_Workflow_and_Definition.docx
@@ -43,6 +43,14 @@
           <w:b w:val="0"/>
         </w:rPr>
         <w:t>AAM connects product-defined agent permissions to enforced actions, understandable approval and verified outcomes. People define standing authority; agents request individual actions; a trusted gate checks and executes them. Aggregate budgets and reviewed signals may tighten operation, but never grant new authority. The extended controls bind cumulative and orchestrated activity to trusted host context.</w:t>
+      </w:r>
+    </w:p>
+    <w:p>
+      <w:r>
+        <w:rPr>
+          <w:b w:val="0"/>
+        </w:rPr>
+        <w:t>Assume the agent, its runtime, plugins/tools, and authenticated session can be compromised. The gate must independently enforce authority and must not rely on the agent’s own claim that it is trusted or uncompromised.</w:t>
       </w:r>
     </w:p>
     <w:p>
@@ -1225,6 +1233,14 @@
         <w:t>Match each observation’s authenticated source, affected version, threshold, window and scope. Deduplicate incidents. The controller may restrict an actor group, program, operation or Profile. The gate aggregates admissions, in-flight work, targets, objects and bounded egress across reviewed dimensions; new IDs or credentials do not reset a shared budget. These controls restrict and never authorize.</w:t>
       </w:r>
     </w:p>
+    <w:p>
+      <w:r>
+        <w:rPr>
+          <w:b w:val="0"/>
+        </w:rPr>
+        <w:t>External signal examples include runtime or plugin integrity failure; a revoked or vulnerable tool/plugin version; a compromised identity or session; and connector/integration compromise. Under reviewed policy, authenticated signals from trusted sources may trigger existing scoped REQUIRE_APPROVAL or SUSPENDED controls, but can never expand authority or weaken verification. Detection and integration with supported signal or observation inputs are host responsibilities; these categories are not built-in detectors.</w:t>
+      </w:r>
+    </w:p>
     <w:tbl>
       <w:tblPr>
         <w:tblW w:type="auto" w:w="0"/>
@@ -1480,6 +1496,7 @@
     <w:p>
       <w:pPr>
         <w:pStyle w:val="Heading1"/>
+        <w:pageBreakBefore/>
       </w:pPr>
       <w:r>
         <w:rPr>
@@ -1594,7 +1611,7 @@
                 <w:color w:val="18374B"/>
                 <w:sz w:val="20"/>
               </w:rPr>
-              <w:t>Route in-scope reads and consequential calls through the credential-holding gate. Remove direct credentials and bypass routes from the agent. Use bounded, typed operations; generic shell/browser/SQL/HTTP needs stronger wrappers or sandboxing.</w:t>
+              <w:t>Route in-scope reads and consequential calls through the credential-holding gate. The security boundary is not “sidecar” itself. The agent must not be able to bypass the gate or directly use consequential credentials. The gate may be deployed as a sidecar or separate gateway. Use bounded, typed operations; generic shell/browser/SQL/HTTP needs stronger wrappers or sandboxing.</w:t>
             </w:r>
           </w:p>
         </w:tc>

--- a/01_AAM_Workflow_and_Definition.docx
+++ b/01_AAM_Workflow_and_Definition.docx
@@ -9,6 +9,8 @@
       <w:r>
         <w:rPr>
           <w:b w:val="0"/>
+          <w:color w:val="000000"/>
+          <w:u w:val="none"/>
         </w:rPr>
         <w:t>Agent Action Manifest</w:t>
       </w:r>
@@ -20,8 +22,10 @@
       <w:r>
         <w:rPr>
           <w:b w:val="0"/>
+          <w:color w:val="000000"/>
+          <w:u w:val="none"/>
         </w:rPr>
-        <w:t>Workflow &amp; definition</w:t>
+        <w:t>Workflow and definition</w:t>
       </w:r>
     </w:p>
     <w:p>
@@ -60,19 +64,22 @@
       <w:r>
         <w:rPr>
           <w:b w:val="0"/>
+          <w:color w:val="000000"/>
+          <w:u w:val="none"/>
         </w:rPr>
-        <w:t>1. The whole workflow</w:t>
+        <w:t>1 The whole workflow</w:t>
       </w:r>
     </w:p>
     <w:p>
       <w:pPr>
         <w:spacing w:after="40"/>
+        <w:jc w:val="center"/>
       </w:pPr>
       <w:r>
         <w:drawing>
           <wp:inline xmlns:a="http://schemas.openxmlformats.org/drawingml/2006/main" xmlns:pic="http://schemas.openxmlformats.org/drawingml/2006/picture">
-            <wp:extent cx="6601968" cy="3399195"/>
-            <wp:docPr id="1" name="Picture 1" descr="High-level AAM workflow. Product and engineering publish the Authority Profile and Feedback Policy to the gate. The agent submits an Action Request. The gate builds a Manifest, presents its Card for human review when required, and controls dispatch to an executor. Receipt and independent evidence return to the gate. Audit signals feed reviewed rules whose restrictions return to the gate. Feedback never expands authority."/>
+            <wp:extent cx="6035040" cy="3847338"/>
+            <wp:docPr id="1" name="Picture 1" descr="Agent Action Manifest workflow: owners publish authority, the agent submits requests, the trusted host attests context, and the gate checks and dispatches. Independent evidence feeds restrictive controls. See the diagram PDF for detailed results and restoration limits."/>
             <wp:cNvGraphicFramePr>
               <a:graphicFrameLocks noChangeAspect="1"/>
             </wp:cNvGraphicFramePr>
@@ -92,7 +99,7 @@
                   <pic:spPr>
                     <a:xfrm>
                       <a:off x="0" y="0"/>
-                      <a:ext cx="6601968" cy="3399195"/>
+                      <a:ext cx="6035040" cy="3847338"/>
                     </a:xfrm>
                     <a:prstGeom prst="rect"/>
                   </pic:spPr>
@@ -416,8 +423,10 @@
       <w:r>
         <w:rPr>
           <w:b w:val="0"/>
+          <w:color w:val="000000"/>
+          <w:u w:val="none"/>
         </w:rPr>
-        <w:t>2. From the worksheet to an attempted action</w:t>
+        <w:t>2 From the worksheet to an attempted action</w:t>
       </w:r>
     </w:p>
     <w:p>
@@ -483,6 +492,8 @@
       <w:r>
         <w:rPr>
           <w:b w:val="0"/>
+          <w:color w:val="000000"/>
+          <w:u w:val="none"/>
         </w:rPr>
         <w:t>A worked approval Card</w:t>
       </w:r>
@@ -717,8 +728,10 @@
       <w:r>
         <w:rPr>
           <w:b w:val="0"/>
+          <w:color w:val="000000"/>
+          <w:u w:val="none"/>
         </w:rPr>
-        <w:t>3. What returned results mean</w:t>
+        <w:t>3 What returned results mean</w:t>
       </w:r>
     </w:p>
     <w:tbl>
@@ -784,7 +797,7 @@
                 <w:color w:val="FFFFFF"/>
                 <w:sz w:val="19"/>
               </w:rPr>
-              <w:t>Proxy response</w:t>
+              <w:t>Trusted gate response</w:t>
             </w:r>
           </w:p>
         </w:tc>
@@ -1024,23 +1037,7 @@
                 <w:color w:val="18374B"/>
                 <w:sz w:val="19"/>
               </w:rPr>
-              <w:t xml:space="preserve">Preserve the conflict; withhold completion and emit </w:t>
-            </w:r>
-            <w:r>
-              <w:rPr>
-                <w:b/>
-                <w:color w:val="18374B"/>
-                <w:sz w:val="19"/>
-              </w:rPr>
-              <w:t>EVIDENCE_CONFLICT</w:t>
-            </w:r>
-            <w:r>
-              <w:rPr>
-                <w:b w:val="0"/>
-                <w:color w:val="18374B"/>
-                <w:sz w:val="19"/>
-              </w:rPr>
-              <w:t xml:space="preserve"> for required tests.</w:t>
+              <w:t>Any test conflict emits EVIDENCE_CONFLICT. Withhold completion when a required test conflicts.</w:t>
             </w:r>
           </w:p>
         </w:tc>
@@ -1201,8 +1198,10 @@
       <w:r>
         <w:rPr>
           <w:b w:val="0"/>
+          <w:color w:val="000000"/>
+          <w:u w:val="none"/>
         </w:rPr>
-        <w:t>4. Audit evidence feeds governed responses</w:t>
+        <w:t>4 Audit evidence feeds governed responses</w:t>
       </w:r>
     </w:p>
     <w:p>
@@ -1230,7 +1229,7 @@
         <w:rPr>
           <w:b w:val="0"/>
         </w:rPr>
-        <w:t>Match each observation’s authenticated source, affected version, threshold, window and scope. Deduplicate incidents. The controller may restrict an actor group, program, operation or Profile. The gate aggregates admissions, in-flight work, targets, objects and bounded egress across reviewed dimensions; new IDs or credentials do not reset a shared budget. These controls restrict and never authorize.</w:t>
+        <w:t>Match authenticated source, affected version, threshold, window and scope. Lifecycle rules count distinct executions; campaign rules count distinct observation IDs. The host must map repeated observations to incidents. Reviewed controls restrict actor groups, programs, operations or Profiles and aggregate admissions, in-flight work, targets, objects and bounded egress. New IDs or credentials do not reset shared budgets. These controls never authorize.</w:t>
       </w:r>
     </w:p>
     <w:p>
@@ -1476,7 +1475,7 @@
         <w:rPr>
           <w:b w:val="0"/>
         </w:rPr>
-        <w:t xml:space="preserve"> An authenticated, authorized owner supplies the exact hold revision, a reason and reviewed evidence. Matching unresolved executions block restoration. Clear only that hold—not other holds, consumed approvals or duplicate reservations. Success or a quiet dashboard does not automatically clear a restriction.</w:t>
+        <w:t xml:space="preserve"> An authorized, authenticated owner supplies the exact hold revision, reason and evidence. Feedback restoration blocks matching DISPATCHED or EXECUTION_UNKNOWN work and advances an epoch. Campaign restoration lacks that unresolved-execution check; its active-hold digest can return to a pre-hold value. The host must check unresolved work and invalidate earlier campaign proposals. Clear only the specified hold; other holds, consumed approvals and reservations remain. Success never clears a restriction automatically.</w:t>
       </w:r>
     </w:p>
     <w:p>
@@ -1501,8 +1500,10 @@
       <w:r>
         <w:rPr>
           <w:b w:val="0"/>
+          <w:color w:val="000000"/>
+          <w:u w:val="none"/>
         </w:rPr>
-        <w:t>5. Essential enforcement and operating boundaries</w:t>
+        <w:t>5 Essential enforcement and operating boundaries</w:t>
       </w:r>
     </w:p>
     <w:tbl>
@@ -1764,18 +1765,14 @@
       <w:r>
         <w:rPr>
           <w:b/>
-          <w:color w:val="566775"/>
-          <w:sz w:val="19"/>
         </w:rPr>
         <w:t>Reference scope.</w:t>
       </w:r>
       <w:r>
         <w:rPr>
           <w:b w:val="0"/>
-          <w:color w:val="566775"/>
-          <w:sz w:val="19"/>
         </w:rPr>
-        <w:t xml:space="preserve"> The Python reference supplies an optional managed gate for single-owner aggregate admission, authenticated context, attenuated delegation and restrictive campaign observations. Gate and ManagedGate retain the v0.3.7 compatibility path. This is not a production server, detector fleet, distributed budget coordinator, certification, independent safety assessment or exactly-once guarantee. Authentication does not prove legitimate purpose or evidence truth.</w:t>
+        <w:t xml:space="preserve"> The optional Python managed gate supplies single-owner aggregate admission, authenticated context, attenuated delegation and restrictive campaign observations. Context digests are host assertions: the host pins material versions and detects drift. Gate and ManagedGate retain the v0.3.7 compatibility path. This is not a production server, detector fleet, distributed coordinator, certification, safety assessment or exactly-once guarantee. Authentication does not prove legitimate purpose or evidence truth.</w:t>
       </w:r>
     </w:p>
     <w:p>
@@ -1788,7 +1785,7 @@
           <w:color w:val="566775"/>
           <w:sz w:val="18"/>
         </w:rPr>
-        <w:t>Use the accompanying worksheet to define one workflow and record readiness evidence. the extended reference adds opt-in schemas and controls; setup, API details and migration limits remain with the code documentation.</w:t>
+        <w:t>Use the accompanying worksheet to define one workflow and record readiness evidence. The extended reference adds opt-in schemas and controls; setup, API details and migration limits remain with the code documentation.</w:t>
       </w:r>
     </w:p>
     <w:sectPr>
@@ -1833,7 +1830,7 @@
     <w:r>
       <w:rPr>
         <w:b w:val="0"/>
-        <w:color w:val="566775"/>
+        <w:color w:val="000000"/>
         <w:sz w:val="16"/>
       </w:rPr>
       <w:t>AGENT ACTION MANIFEST</w:t>
@@ -2228,6 +2225,10 @@
       </w:tabs>
       <w:spacing w:after="0" w:line="240" w:lineRule="auto"/>
     </w:pPr>
+    <w:rPr>
+      <w:color w:val="000000"/>
+      <w:u w:val="none"/>
+    </w:rPr>
   </w:style>
   <w:style w:type="character" w:customStyle="1" w:styleId="HeaderChar">
     <w:name w:val="Header Char"/>
@@ -2276,9 +2277,10 @@
       <w:rFonts w:asciiTheme="majorHAnsi" w:eastAsiaTheme="majorEastAsia" w:hAnsiTheme="majorHAnsi" w:cstheme="majorBidi" w:ascii="Calibri" w:hAnsi="Calibri"/>
       <w:b/>
       <w:bCs/>
-      <w:color w:val="147D80"/>
+      <w:color w:val="000000"/>
       <w:sz w:val="30"/>
       <w:szCs w:val="28"/>
+      <w:u w:val="none"/>
     </w:rPr>
   </w:style>
   <w:style w:type="paragraph" w:styleId="Heading2">
@@ -2300,9 +2302,10 @@
       <w:rFonts w:asciiTheme="majorHAnsi" w:eastAsiaTheme="majorEastAsia" w:hAnsiTheme="majorHAnsi" w:cstheme="majorBidi" w:ascii="Calibri" w:hAnsi="Calibri"/>
       <w:b/>
       <w:bCs/>
-      <w:color w:val="18374B"/>
+      <w:color w:val="000000"/>
       <w:sz w:val="23"/>
       <w:szCs w:val="26"/>
+      <w:u w:val="none"/>
     </w:rPr>
   </w:style>
   <w:style w:type="paragraph" w:styleId="Heading3">
@@ -2555,19 +2558,17 @@
     <w:qFormat/>
     <w:rsid w:val="00FC693F"/>
     <w:pPr>
-      <w:pBdr>
-        <w:bottom w:val="single" w:sz="8" w:space="4" w:color="4F81BD" w:themeColor="accent1"/>
-      </w:pBdr>
       <w:spacing w:after="100" w:line="240" w:lineRule="auto" w:before="0"/>
       <w:contextualSpacing/>
     </w:pPr>
     <w:rPr>
       <w:rFonts w:asciiTheme="majorHAnsi" w:eastAsiaTheme="majorEastAsia" w:hAnsiTheme="majorHAnsi" w:cstheme="majorBidi" w:ascii="Calibri" w:hAnsi="Calibri"/>
-      <w:color w:val="18374B"/>
+      <w:color w:val="000000"/>
       <w:spacing w:val="5"/>
       <w:kern w:val="28"/>
       <w:sz w:val="50"/>
       <w:szCs w:val="52"/>
+      <w:u w:val="none"/>
     </w:rPr>
   </w:style>
   <w:style w:type="character" w:customStyle="1" w:styleId="TitleChar">
@@ -2603,10 +2604,11 @@
       <w:rFonts w:asciiTheme="majorHAnsi" w:eastAsiaTheme="majorEastAsia" w:hAnsiTheme="majorHAnsi" w:cstheme="majorBidi" w:ascii="Calibri" w:hAnsi="Calibri"/>
       <w:i/>
       <w:iCs/>
-      <w:color w:val="147D80"/>
+      <w:color w:val="000000"/>
       <w:spacing w:val="15"/>
       <w:sz w:val="26"/>
       <w:szCs w:val="24"/>
+      <w:u w:val="none"/>
     </w:rPr>
   </w:style>
   <w:style w:type="character" w:customStyle="1" w:styleId="SubtitleChar">
